--- a/DocumentacaoDuvidPHP.docx
+++ b/DocumentacaoDuvidPHP.docx
@@ -1,6 +1,6 @@
 
 <file path=word/document.xml><?xml version="1.0" encoding="utf-8"?>
-<w:document xmlns:wpc="http://schemas.microsoft.com/office/word/2010/wordprocessingCanvas" xmlns:cx="http://schemas.microsoft.com/office/drawing/2014/chartex" xmlns:cx1="http://schemas.microsoft.com/office/drawing/2015/9/8/chartex" xmlns:cx2="http://schemas.microsoft.com/office/drawing/2015/10/21/chartex" xmlns:cx3="http://schemas.microsoft.com/office/drawing/2016/5/9/chartex" xmlns:cx4="http://schemas.microsoft.com/office/drawing/2016/5/10/chartex" xmlns:cx5="http://schemas.microsoft.com/office/drawing/2016/5/11/chartex" xmlns:cx6="http://schemas.microsoft.com/office/drawing/2016/5/12/chartex" xmlns:cx7="http://schemas.microsoft.com/office/drawing/2016/5/13/chartex" xmlns:cx8="http://schemas.microsoft.com/office/drawing/2016/5/14/chartex" xmlns:mc="http://schemas.openxmlformats.org/markup-compatibility/2006" xmlns:aink="http://schemas.microsoft.com/office/drawing/2016/ink" xmlns:am3d="http://schemas.microsoft.com/office/drawing/2017/model3d" xmlns:o="urn:schemas-microsoft-com:office:office" xmlns:oel="http://schemas.microsoft.com/office/2019/extlst" xmlns:r="http://schemas.openxmlformats.org/officeDocument/2006/relationships" xmlns:m="http://schemas.openxmlformats.org/officeDocument/2006/math" xmlns:v="urn:schemas-microsoft-com:vml" xmlns:wp14="http://schemas.microsoft.com/office/word/2010/wordprocessingDrawing" xmlns:wp="http://schemas.openxmlformats.org/drawingml/2006/wordprocessingDrawing" xmlns:w10="urn:schemas-microsoft-com:office:word" xmlns:w="http://schemas.openxmlformats.org/wordprocessingml/2006/main" xmlns:w14="http://schemas.microsoft.com/office/word/2010/wordml" xmlns:w15="http://schemas.microsoft.com/office/word/2012/wordml" xmlns:w16cex="http://schemas.microsoft.com/office/word/2018/wordml/cex" xmlns:w16cid="http://schemas.microsoft.com/office/word/2016/wordml/cid" xmlns:w16="http://schemas.microsoft.com/office/word/2018/wordml" xmlns:w16du="http://schemas.microsoft.com/office/word/2023/wordml/word16du" xmlns:w16sdtdh="http://schemas.microsoft.com/office/word/2020/wordml/sdtdatahash" xmlns:w16se="http://schemas.microsoft.com/office/word/2015/wordml/symex" xmlns:wpg="http://schemas.microsoft.com/office/word/2010/wordprocessingGroup" xmlns:wpi="http://schemas.microsoft.com/office/word/2010/wordprocessingInk" xmlns:wne="http://schemas.microsoft.com/office/word/2006/wordml" xmlns:wps="http://schemas.microsoft.com/office/word/2010/wordprocessingShape" mc:Ignorable="w14 w15 w16se w16cid w16 w16cex w16sdtdh w16du wp14">
+<w:document xmlns:wpc="http://schemas.microsoft.com/office/word/2010/wordprocessingCanvas" xmlns:cx="http://schemas.microsoft.com/office/drawing/2014/chartex" xmlns:cx1="http://schemas.microsoft.com/office/drawing/2015/9/8/chartex" xmlns:cx2="http://schemas.microsoft.com/office/drawing/2015/10/21/chartex" xmlns:cx3="http://schemas.microsoft.com/office/drawing/2016/5/9/chartex" xmlns:cx4="http://schemas.microsoft.com/office/drawing/2016/5/10/chartex" xmlns:cx5="http://schemas.microsoft.com/office/drawing/2016/5/11/chartex" xmlns:cx6="http://schemas.microsoft.com/office/drawing/2016/5/12/chartex" xmlns:cx7="http://schemas.microsoft.com/office/drawing/2016/5/13/chartex" xmlns:cx8="http://schemas.microsoft.com/office/drawing/2016/5/14/chartex" xmlns:mc="http://schemas.openxmlformats.org/markup-compatibility/2006" xmlns:aink="http://schemas.microsoft.com/office/drawing/2016/ink" xmlns:am3d="http://schemas.microsoft.com/office/drawing/2017/model3d" xmlns:o="urn:schemas-microsoft-com:office:office" xmlns:oel="http://schemas.microsoft.com/office/2019/extlst" xmlns:r="http://schemas.openxmlformats.org/officeDocument/2006/relationships" xmlns:m="http://schemas.openxmlformats.org/officeDocument/2006/math" xmlns:v="urn:schemas-microsoft-com:vml" xmlns:wp14="http://schemas.microsoft.com/office/word/2010/wordprocessingDrawing" xmlns:wp="http://schemas.openxmlformats.org/drawingml/2006/wordprocessingDrawing" xmlns:w10="urn:schemas-microsoft-com:office:word" xmlns:w="http://schemas.openxmlformats.org/wordprocessingml/2006/main" xmlns:w14="http://schemas.microsoft.com/office/word/2010/wordml" xmlns:w15="http://schemas.microsoft.com/office/word/2012/wordml" xmlns:w16cex="http://schemas.microsoft.com/office/word/2018/wordml/cex" xmlns:w16cid="http://schemas.microsoft.com/office/word/2016/wordml/cid" xmlns:w16="http://schemas.microsoft.com/office/word/2018/wordml" xmlns:w16du="http://schemas.microsoft.com/office/word/2023/wordml/word16du" xmlns:w16sdtdh="http://schemas.microsoft.com/office/word/2020/wordml/sdtdatahash" xmlns:w16sdtfl="http://schemas.microsoft.com/office/word/2024/wordml/sdtformatlock" xmlns:w16se="http://schemas.microsoft.com/office/word/2015/wordml/symex" xmlns:wpg="http://schemas.microsoft.com/office/word/2010/wordprocessingGroup" xmlns:wpi="http://schemas.microsoft.com/office/word/2010/wordprocessingInk" xmlns:wne="http://schemas.microsoft.com/office/word/2006/wordml" xmlns:wps="http://schemas.microsoft.com/office/word/2010/wordprocessingShape" mc:Ignorable="w14 w15 w16se w16cid w16 w16cex w16sdtdh w16sdtfl w16du wp14">
   <w:body>
     <w:p>
       <w:pPr>
@@ -107,7 +107,27 @@
           <w:sz w:val="36"/>
           <w:szCs w:val="36"/>
         </w:rPr>
-        <w:t>Documentação site Duvid em PHP</w:t>
+        <w:t xml:space="preserve">Documentação site </w:t>
+      </w:r>
+      <w:proofErr w:type="spellStart"/>
+      <w:r>
+        <w:rPr>
+          <w:b/>
+          <w:bCs/>
+          <w:sz w:val="36"/>
+          <w:szCs w:val="36"/>
+        </w:rPr>
+        <w:t>Duvid</w:t>
+      </w:r>
+      <w:proofErr w:type="spellEnd"/>
+      <w:r>
+        <w:rPr>
+          <w:b/>
+          <w:bCs/>
+          <w:sz w:val="36"/>
+          <w:szCs w:val="36"/>
+        </w:rPr>
+        <w:t xml:space="preserve"> em PHP</w:t>
       </w:r>
     </w:p>
     <w:p>
@@ -473,6 +493,7 @@
           <w14:ligatures w14:val="none"/>
         </w:rPr>
       </w:pPr>
+      <w:proofErr w:type="spellStart"/>
       <w:r>
         <w:rPr>
           <w:rFonts w:ascii="Consolas" w:eastAsia="Times New Roman" w:hAnsi="Consolas" w:cs="Times New Roman"/>
@@ -483,6 +504,7 @@
         </w:rPr>
         <w:t>src</w:t>
       </w:r>
+      <w:proofErr w:type="spellEnd"/>
       <w:r>
         <w:rPr>
           <w:rFonts w:ascii="Consolas" w:eastAsia="Times New Roman" w:hAnsi="Consolas" w:cs="Times New Roman"/>
@@ -511,8 +533,20 @@
           <w:lang w:eastAsia="pt-BR"/>
           <w14:ligatures w14:val="none"/>
         </w:rPr>
-        <w:t>&lt;?php</w:t>
-      </w:r>
+        <w:t>&lt;?</w:t>
+      </w:r>
+      <w:proofErr w:type="spellStart"/>
+      <w:r>
+        <w:rPr>
+          <w:rFonts w:ascii="Consolas" w:eastAsia="Times New Roman" w:hAnsi="Consolas" w:cs="Times New Roman"/>
+          <w:color w:val="569CD6"/>
+          <w:kern w:val="0"/>
+          <w:lang w:eastAsia="pt-BR"/>
+          <w14:ligatures w14:val="none"/>
+        </w:rPr>
+        <w:t>php</w:t>
+      </w:r>
+      <w:proofErr w:type="spellEnd"/>
       <w:r>
         <w:rPr>
           <w:rFonts w:ascii="Consolas" w:eastAsia="Times New Roman" w:hAnsi="Consolas" w:cs="Times New Roman"/>
@@ -523,6 +557,7 @@
         </w:rPr>
         <w:t xml:space="preserve"> </w:t>
       </w:r>
+      <w:proofErr w:type="spellStart"/>
       <w:r>
         <w:rPr>
           <w:rFonts w:ascii="Consolas" w:eastAsia="Times New Roman" w:hAnsi="Consolas" w:cs="Times New Roman"/>
@@ -533,6 +568,7 @@
         </w:rPr>
         <w:t>echo</w:t>
       </w:r>
+      <w:proofErr w:type="spellEnd"/>
       <w:r>
         <w:rPr>
           <w:rFonts w:ascii="Consolas" w:eastAsia="Times New Roman" w:hAnsi="Consolas" w:cs="Times New Roman"/>
@@ -561,7 +597,51 @@
           <w:lang w:eastAsia="pt-BR"/>
           <w14:ligatures w14:val="none"/>
         </w:rPr>
-        <w:t>/images/ImagensCapa/globinhoPe.png"</w:t>
+        <w:t>/</w:t>
+      </w:r>
+      <w:proofErr w:type="spellStart"/>
+      <w:r>
+        <w:rPr>
+          <w:rFonts w:ascii="Consolas" w:eastAsia="Times New Roman" w:hAnsi="Consolas" w:cs="Times New Roman"/>
+          <w:color w:val="CE9178"/>
+          <w:kern w:val="0"/>
+          <w:lang w:eastAsia="pt-BR"/>
+          <w14:ligatures w14:val="none"/>
+        </w:rPr>
+        <w:t>images</w:t>
+      </w:r>
+      <w:proofErr w:type="spellEnd"/>
+      <w:r>
+        <w:rPr>
+          <w:rFonts w:ascii="Consolas" w:eastAsia="Times New Roman" w:hAnsi="Consolas" w:cs="Times New Roman"/>
+          <w:color w:val="CE9178"/>
+          <w:kern w:val="0"/>
+          <w:lang w:eastAsia="pt-BR"/>
+          <w14:ligatures w14:val="none"/>
+        </w:rPr>
+        <w:t>/</w:t>
+      </w:r>
+      <w:proofErr w:type="spellStart"/>
+      <w:r>
+        <w:rPr>
+          <w:rFonts w:ascii="Consolas" w:eastAsia="Times New Roman" w:hAnsi="Consolas" w:cs="Times New Roman"/>
+          <w:color w:val="CE9178"/>
+          <w:kern w:val="0"/>
+          <w:lang w:eastAsia="pt-BR"/>
+          <w14:ligatures w14:val="none"/>
+        </w:rPr>
+        <w:t>ImagensCapa</w:t>
+      </w:r>
+      <w:proofErr w:type="spellEnd"/>
+      <w:r>
+        <w:rPr>
+          <w:rFonts w:ascii="Consolas" w:eastAsia="Times New Roman" w:hAnsi="Consolas" w:cs="Times New Roman"/>
+          <w:color w:val="CE9178"/>
+          <w:kern w:val="0"/>
+          <w:lang w:eastAsia="pt-BR"/>
+          <w14:ligatures w14:val="none"/>
+        </w:rPr>
+        <w:t>/globinhoPe.png"</w:t>
       </w:r>
     </w:p>
     <w:p/>
@@ -619,8 +699,20 @@
           <w:lang w:eastAsia="pt-BR"/>
           <w14:ligatures w14:val="none"/>
         </w:rPr>
-        <w:t>&lt;?php</w:t>
-      </w:r>
+        <w:t>&lt;?</w:t>
+      </w:r>
+      <w:proofErr w:type="spellStart"/>
+      <w:r>
+        <w:rPr>
+          <w:rFonts w:ascii="Consolas" w:eastAsia="Times New Roman" w:hAnsi="Consolas" w:cs="Times New Roman"/>
+          <w:color w:val="569CD6"/>
+          <w:kern w:val="0"/>
+          <w:lang w:eastAsia="pt-BR"/>
+          <w14:ligatures w14:val="none"/>
+        </w:rPr>
+        <w:t>php</w:t>
+      </w:r>
+      <w:proofErr w:type="spellEnd"/>
       <w:r>
         <w:rPr>
           <w:rFonts w:ascii="Consolas" w:eastAsia="Times New Roman" w:hAnsi="Consolas" w:cs="Times New Roman"/>
@@ -631,6 +723,7 @@
         </w:rPr>
         <w:t xml:space="preserve"> </w:t>
       </w:r>
+      <w:proofErr w:type="spellStart"/>
       <w:r>
         <w:rPr>
           <w:rFonts w:ascii="Consolas" w:eastAsia="Times New Roman" w:hAnsi="Consolas" w:cs="Times New Roman"/>
@@ -641,6 +734,7 @@
         </w:rPr>
         <w:t>echo</w:t>
       </w:r>
+      <w:proofErr w:type="spellEnd"/>
       <w:r>
         <w:rPr>
           <w:rFonts w:ascii="Consolas" w:eastAsia="Times New Roman" w:hAnsi="Consolas" w:cs="Times New Roman"/>
@@ -669,7 +763,29 @@
           <w:lang w:eastAsia="pt-BR"/>
           <w14:ligatures w14:val="none"/>
         </w:rPr>
-        <w:t>/audio/inicioNome.mp3')</w:t>
+        <w:t>/</w:t>
+      </w:r>
+      <w:proofErr w:type="spellStart"/>
+      <w:r>
+        <w:rPr>
+          <w:rFonts w:ascii="Consolas" w:eastAsia="Times New Roman" w:hAnsi="Consolas" w:cs="Times New Roman"/>
+          <w:color w:val="CE9178"/>
+          <w:kern w:val="0"/>
+          <w:lang w:eastAsia="pt-BR"/>
+          <w14:ligatures w14:val="none"/>
+        </w:rPr>
+        <w:t>audio</w:t>
+      </w:r>
+      <w:proofErr w:type="spellEnd"/>
+      <w:r>
+        <w:rPr>
+          <w:rFonts w:ascii="Consolas" w:eastAsia="Times New Roman" w:hAnsi="Consolas" w:cs="Times New Roman"/>
+          <w:color w:val="CE9178"/>
+          <w:kern w:val="0"/>
+          <w:lang w:eastAsia="pt-BR"/>
+          <w14:ligatures w14:val="none"/>
+        </w:rPr>
+        <w:t>/inicioNome.mp3')</w:t>
       </w:r>
       <w:r>
         <w:rPr>
@@ -722,8 +838,13 @@
         <w:pStyle w:val="Ttulo1"/>
       </w:pPr>
       <w:r>
-        <w:t>Blog array</w:t>
-      </w:r>
+        <w:t xml:space="preserve">Blog </w:t>
+      </w:r>
+      <w:proofErr w:type="spellStart"/>
+      <w:r>
+        <w:t>array</w:t>
+      </w:r>
+      <w:proofErr w:type="spellEnd"/>
     </w:p>
     <w:p>
       <w:r>
@@ -733,8 +854,13 @@
     <w:p/>
     <w:p>
       <w:r>
-        <w:t>&lt;?php</w:t>
-      </w:r>
+        <w:t>&lt;?</w:t>
+      </w:r>
+      <w:proofErr w:type="spellStart"/>
+      <w:r>
+        <w:t>php</w:t>
+      </w:r>
+      <w:proofErr w:type="spellEnd"/>
     </w:p>
     <w:p>
       <w:r>
@@ -753,7 +879,15 @@
     </w:p>
     <w:p>
       <w:r>
-        <w:t xml:space="preserve">        "alt" =&gt; "Foto de uma mão manipulando um homem com cordas",</w:t>
+        <w:t xml:space="preserve">        "</w:t>
+      </w:r>
+      <w:proofErr w:type="spellStart"/>
+      <w:r>
+        <w:t>alt</w:t>
+      </w:r>
+      <w:proofErr w:type="spellEnd"/>
+      <w:r>
+        <w:t>" =&gt; "Foto de uma mão manipulando um homem com cordas",</w:t>
       </w:r>
     </w:p>
     <w:p>
@@ -783,7 +917,15 @@
     </w:p>
     <w:p>
       <w:r>
-        <w:t xml:space="preserve">        "alt" =&gt; "Foto de uma sala de aula",</w:t>
+        <w:t xml:space="preserve">        "</w:t>
+      </w:r>
+      <w:proofErr w:type="spellStart"/>
+      <w:r>
+        <w:t>alt</w:t>
+      </w:r>
+      <w:proofErr w:type="spellEnd"/>
+      <w:r>
+        <w:t>" =&gt; "Foto de uma sala de aula",</w:t>
       </w:r>
     </w:p>
     <w:p>
@@ -813,7 +955,15 @@
     </w:p>
     <w:p>
       <w:r>
-        <w:t xml:space="preserve">        "alt" =&gt; "Mãos apontando os dedos para um aluno",</w:t>
+        <w:t xml:space="preserve">        "</w:t>
+      </w:r>
+      <w:proofErr w:type="spellStart"/>
+      <w:r>
+        <w:t>alt</w:t>
+      </w:r>
+      <w:proofErr w:type="spellEnd"/>
+      <w:r>
+        <w:t>" =&gt; "Mãos apontando os dedos para um aluno",</w:t>
       </w:r>
     </w:p>
     <w:p>
@@ -969,12 +1119,36 @@
         <w:t xml:space="preserve">    </w:t>
       </w:r>
       <w:r>
-        <w:t>&lt;title&gt;Artigos Relacionados&lt;/title&gt;</w:t>
-      </w:r>
-    </w:p>
-    <w:p>
-      <w:r>
-        <w:t>&lt;/head&gt;</w:t>
+        <w:t>&lt;</w:t>
+      </w:r>
+      <w:proofErr w:type="spellStart"/>
+      <w:r>
+        <w:t>title</w:t>
+      </w:r>
+      <w:proofErr w:type="spellEnd"/>
+      <w:r>
+        <w:t>&gt;Artigos Relacionados&lt;/</w:t>
+      </w:r>
+      <w:proofErr w:type="spellStart"/>
+      <w:r>
+        <w:t>title</w:t>
+      </w:r>
+      <w:proofErr w:type="spellEnd"/>
+      <w:r>
+        <w:t>&gt;</w:t>
+      </w:r>
+    </w:p>
+    <w:p>
+      <w:r>
+        <w:t>&lt;/</w:t>
+      </w:r>
+      <w:proofErr w:type="spellStart"/>
+      <w:r>
+        <w:t>head</w:t>
+      </w:r>
+      <w:proofErr w:type="spellEnd"/>
+      <w:r>
+        <w:t>&gt;</w:t>
       </w:r>
     </w:p>
     <w:p>
@@ -985,12 +1159,44 @@
     <w:p/>
     <w:p>
       <w:r>
-        <w:t>&lt;div class="w3-white w3-margin"&gt;</w:t>
-      </w:r>
-    </w:p>
-    <w:p>
-      <w:r>
-        <w:t xml:space="preserve">    &lt;div class="w3-container w3-padding w3-black"&gt;</w:t>
+        <w:t>&lt;</w:t>
+      </w:r>
+      <w:proofErr w:type="spellStart"/>
+      <w:r>
+        <w:t>div</w:t>
+      </w:r>
+      <w:proofErr w:type="spellEnd"/>
+      <w:r>
+        <w:t xml:space="preserve"> </w:t>
+      </w:r>
+      <w:proofErr w:type="spellStart"/>
+      <w:r>
+        <w:t>class</w:t>
+      </w:r>
+      <w:proofErr w:type="spellEnd"/>
+      <w:r>
+        <w:t>="w3-white w3-margin"&gt;</w:t>
+      </w:r>
+    </w:p>
+    <w:p>
+      <w:r>
+        <w:t xml:space="preserve">    &lt;</w:t>
+      </w:r>
+      <w:proofErr w:type="spellStart"/>
+      <w:r>
+        <w:t>div</w:t>
+      </w:r>
+      <w:proofErr w:type="spellEnd"/>
+      <w:r>
+        <w:t xml:space="preserve"> </w:t>
+      </w:r>
+      <w:proofErr w:type="spellStart"/>
+      <w:r>
+        <w:t>class</w:t>
+      </w:r>
+      <w:proofErr w:type="spellEnd"/>
+      <w:r>
+        <w:t>="w3-container w3-padding w3-black"&gt;</w:t>
       </w:r>
     </w:p>
     <w:p>
@@ -1000,52 +1206,268 @@
     </w:p>
     <w:p>
       <w:r>
-        <w:t xml:space="preserve">    &lt;/div&gt;</w:t>
-      </w:r>
-    </w:p>
-    <w:p>
-      <w:r>
-        <w:t xml:space="preserve">    &lt;div class="w3-container w3-white"&gt;</w:t>
-      </w:r>
-    </w:p>
-    <w:p>
-      <w:r>
-        <w:t xml:space="preserve">        &lt;?php foreach ($artigos as $artigo): ?&gt;</w:t>
-      </w:r>
-    </w:p>
-    <w:p>
-      <w:r>
-        <w:t xml:space="preserve">            &lt;div class="w3-container w3-white w3-row-padding"&gt;</w:t>
-      </w:r>
-    </w:p>
-    <w:p>
-      <w:r>
-        <w:t xml:space="preserve">                &lt;div class="w3-padding-top-24"&gt;</w:t>
-      </w:r>
-    </w:p>
-    <w:p>
-      <w:r>
-        <w:t xml:space="preserve">                    &lt;img src="&lt;?php echo $artigo['imagem']; ?&gt;" alt="&lt;?php echo $artigo['alt']; ?&gt;" style="width:100%" class="w3-hover-opacity"&gt;</w:t>
-      </w:r>
-    </w:p>
-    <w:p>
-      <w:r>
-        <w:t xml:space="preserve">                &lt;/div&gt;</w:t>
-      </w:r>
-    </w:p>
-    <w:p>
-      <w:r>
-        <w:t xml:space="preserve">                &lt;p&gt;&lt;strong&gt;</w:t>
-      </w:r>
-    </w:p>
-    <w:p>
-      <w:r>
-        <w:t xml:space="preserve">                        &lt;a href="&lt;?php echo $artigo['link']; ?&gt;" class="link-artigo"&gt;</w:t>
-      </w:r>
-    </w:p>
-    <w:p>
-      <w:r>
-        <w:t xml:space="preserve">                            &lt;?php echo $artigo['titulo']; ?&gt;</w:t>
+        <w:t xml:space="preserve">    &lt;/</w:t>
+      </w:r>
+      <w:proofErr w:type="spellStart"/>
+      <w:r>
+        <w:t>div</w:t>
+      </w:r>
+      <w:proofErr w:type="spellEnd"/>
+      <w:r>
+        <w:t>&gt;</w:t>
+      </w:r>
+    </w:p>
+    <w:p>
+      <w:r>
+        <w:t xml:space="preserve">    &lt;</w:t>
+      </w:r>
+      <w:proofErr w:type="spellStart"/>
+      <w:r>
+        <w:t>div</w:t>
+      </w:r>
+      <w:proofErr w:type="spellEnd"/>
+      <w:r>
+        <w:t xml:space="preserve"> </w:t>
+      </w:r>
+      <w:proofErr w:type="spellStart"/>
+      <w:r>
+        <w:t>class</w:t>
+      </w:r>
+      <w:proofErr w:type="spellEnd"/>
+      <w:r>
+        <w:t>="w3-container w3-white"&gt;</w:t>
+      </w:r>
+    </w:p>
+    <w:p>
+      <w:r>
+        <w:t xml:space="preserve">        &lt;?</w:t>
+      </w:r>
+      <w:proofErr w:type="spellStart"/>
+      <w:r>
+        <w:t>php</w:t>
+      </w:r>
+      <w:proofErr w:type="spellEnd"/>
+      <w:r>
+        <w:t xml:space="preserve"> </w:t>
+      </w:r>
+      <w:proofErr w:type="spellStart"/>
+      <w:r>
+        <w:t>foreach</w:t>
+      </w:r>
+      <w:proofErr w:type="spellEnd"/>
+      <w:r>
+        <w:t xml:space="preserve"> ($artigos as $artigo): ?&gt;</w:t>
+      </w:r>
+    </w:p>
+    <w:p>
+      <w:r>
+        <w:t xml:space="preserve">            &lt;</w:t>
+      </w:r>
+      <w:proofErr w:type="spellStart"/>
+      <w:r>
+        <w:t>div</w:t>
+      </w:r>
+      <w:proofErr w:type="spellEnd"/>
+      <w:r>
+        <w:t xml:space="preserve"> </w:t>
+      </w:r>
+      <w:proofErr w:type="spellStart"/>
+      <w:r>
+        <w:t>class</w:t>
+      </w:r>
+      <w:proofErr w:type="spellEnd"/>
+      <w:r>
+        <w:t>="w3-container w3-white w3-row-padding"&gt;</w:t>
+      </w:r>
+    </w:p>
+    <w:p>
+      <w:r>
+        <w:t xml:space="preserve">                &lt;</w:t>
+      </w:r>
+      <w:proofErr w:type="spellStart"/>
+      <w:r>
+        <w:t>div</w:t>
+      </w:r>
+      <w:proofErr w:type="spellEnd"/>
+      <w:r>
+        <w:t xml:space="preserve"> </w:t>
+      </w:r>
+      <w:proofErr w:type="spellStart"/>
+      <w:r>
+        <w:t>class</w:t>
+      </w:r>
+      <w:proofErr w:type="spellEnd"/>
+      <w:r>
+        <w:t>="w3-padding-top-24"&gt;</w:t>
+      </w:r>
+    </w:p>
+    <w:p>
+      <w:r>
+        <w:t xml:space="preserve">                    &lt;</w:t>
+      </w:r>
+      <w:proofErr w:type="spellStart"/>
+      <w:r>
+        <w:t>img</w:t>
+      </w:r>
+      <w:proofErr w:type="spellEnd"/>
+      <w:r>
+        <w:t xml:space="preserve"> </w:t>
+      </w:r>
+      <w:proofErr w:type="spellStart"/>
+      <w:r>
+        <w:t>src</w:t>
+      </w:r>
+      <w:proofErr w:type="spellEnd"/>
+      <w:r>
+        <w:t>="&lt;?</w:t>
+      </w:r>
+      <w:proofErr w:type="spellStart"/>
+      <w:r>
+        <w:t>php</w:t>
+      </w:r>
+      <w:proofErr w:type="spellEnd"/>
+      <w:r>
+        <w:t xml:space="preserve"> </w:t>
+      </w:r>
+      <w:proofErr w:type="spellStart"/>
+      <w:r>
+        <w:t>echo</w:t>
+      </w:r>
+      <w:proofErr w:type="spellEnd"/>
+      <w:r>
+        <w:t xml:space="preserve"> $artigo['imagem']; ?&gt;" </w:t>
+      </w:r>
+      <w:proofErr w:type="spellStart"/>
+      <w:r>
+        <w:t>alt</w:t>
+      </w:r>
+      <w:proofErr w:type="spellEnd"/>
+      <w:r>
+        <w:t>="&lt;?</w:t>
+      </w:r>
+      <w:proofErr w:type="spellStart"/>
+      <w:r>
+        <w:t>php</w:t>
+      </w:r>
+      <w:proofErr w:type="spellEnd"/>
+      <w:r>
+        <w:t xml:space="preserve"> </w:t>
+      </w:r>
+      <w:proofErr w:type="spellStart"/>
+      <w:r>
+        <w:t>echo</w:t>
+      </w:r>
+      <w:proofErr w:type="spellEnd"/>
+      <w:r>
+        <w:t xml:space="preserve"> $artigo['</w:t>
+      </w:r>
+      <w:proofErr w:type="spellStart"/>
+      <w:r>
+        <w:t>alt</w:t>
+      </w:r>
+      <w:proofErr w:type="spellEnd"/>
+      <w:r>
+        <w:t xml:space="preserve">']; ?&gt;" </w:t>
+      </w:r>
+      <w:proofErr w:type="spellStart"/>
+      <w:r>
+        <w:t>style</w:t>
+      </w:r>
+      <w:proofErr w:type="spellEnd"/>
+      <w:r>
+        <w:t xml:space="preserve">="width:100%" </w:t>
+      </w:r>
+      <w:proofErr w:type="spellStart"/>
+      <w:r>
+        <w:t>class</w:t>
+      </w:r>
+      <w:proofErr w:type="spellEnd"/>
+      <w:r>
+        <w:t>="w3-hover-opacity"&gt;</w:t>
+      </w:r>
+    </w:p>
+    <w:p>
+      <w:r>
+        <w:t xml:space="preserve">                &lt;/</w:t>
+      </w:r>
+      <w:proofErr w:type="spellStart"/>
+      <w:r>
+        <w:t>div</w:t>
+      </w:r>
+      <w:proofErr w:type="spellEnd"/>
+      <w:r>
+        <w:t>&gt;</w:t>
+      </w:r>
+    </w:p>
+    <w:p>
+      <w:r>
+        <w:t xml:space="preserve">                &lt;p&gt;&lt;</w:t>
+      </w:r>
+      <w:proofErr w:type="spellStart"/>
+      <w:r>
+        <w:t>strong</w:t>
+      </w:r>
+      <w:proofErr w:type="spellEnd"/>
+      <w:r>
+        <w:t>&gt;</w:t>
+      </w:r>
+    </w:p>
+    <w:p>
+      <w:r>
+        <w:t xml:space="preserve">                        &lt;a </w:t>
+      </w:r>
+      <w:proofErr w:type="spellStart"/>
+      <w:r>
+        <w:t>href</w:t>
+      </w:r>
+      <w:proofErr w:type="spellEnd"/>
+      <w:r>
+        <w:t>="&lt;?</w:t>
+      </w:r>
+      <w:proofErr w:type="spellStart"/>
+      <w:r>
+        <w:t>php</w:t>
+      </w:r>
+      <w:proofErr w:type="spellEnd"/>
+      <w:r>
+        <w:t xml:space="preserve"> </w:t>
+      </w:r>
+      <w:proofErr w:type="spellStart"/>
+      <w:r>
+        <w:t>echo</w:t>
+      </w:r>
+      <w:proofErr w:type="spellEnd"/>
+      <w:r>
+        <w:t xml:space="preserve"> $artigo['link']; ?&gt;" </w:t>
+      </w:r>
+      <w:proofErr w:type="spellStart"/>
+      <w:r>
+        <w:t>class</w:t>
+      </w:r>
+      <w:proofErr w:type="spellEnd"/>
+      <w:r>
+        <w:t>="link-artigo"&gt;</w:t>
+      </w:r>
+    </w:p>
+    <w:p>
+      <w:r>
+        <w:t xml:space="preserve">                            &lt;?</w:t>
+      </w:r>
+      <w:proofErr w:type="spellStart"/>
+      <w:r>
+        <w:t>php</w:t>
+      </w:r>
+      <w:proofErr w:type="spellEnd"/>
+      <w:r>
+        <w:t xml:space="preserve"> </w:t>
+      </w:r>
+      <w:proofErr w:type="spellStart"/>
+      <w:r>
+        <w:t>echo</w:t>
+      </w:r>
+      <w:proofErr w:type="spellEnd"/>
+      <w:r>
+        <w:t xml:space="preserve"> $artigo['titulo']; ?&gt;</w:t>
       </w:r>
     </w:p>
     <w:p>
@@ -1117,12 +1539,28 @@
         <w:t xml:space="preserve">    </w:t>
       </w:r>
       <w:r>
-        <w:t>&lt;/div&gt;</w:t>
-      </w:r>
-    </w:p>
-    <w:p>
-      <w:r>
-        <w:t>&lt;/div&gt;</w:t>
+        <w:t>&lt;/</w:t>
+      </w:r>
+      <w:proofErr w:type="spellStart"/>
+      <w:r>
+        <w:t>div</w:t>
+      </w:r>
+      <w:proofErr w:type="spellEnd"/>
+      <w:r>
+        <w:t>&gt;</w:t>
+      </w:r>
+    </w:p>
+    <w:p>
+      <w:r>
+        <w:t>&lt;/</w:t>
+      </w:r>
+      <w:proofErr w:type="spellStart"/>
+      <w:r>
+        <w:t>div</w:t>
+      </w:r>
+      <w:proofErr w:type="spellEnd"/>
+      <w:r>
+        <w:t>&gt;</w:t>
       </w:r>
     </w:p>
     <w:p/>
@@ -1133,7 +1571,15 @@
     </w:p>
     <w:p>
       <w:r>
-        <w:t>&lt;/html&gt;</w:t>
+        <w:t>&lt;/</w:t>
+      </w:r>
+      <w:proofErr w:type="spellStart"/>
+      <w:r>
+        <w:t>html</w:t>
+      </w:r>
+      <w:proofErr w:type="spellEnd"/>
+      <w:r>
+        <w:t>&gt;</w:t>
       </w:r>
     </w:p>
     <w:p/>
@@ -1144,35 +1590,304 @@
       </w:r>
     </w:p>
     <w:p>
-      <w:r>
-        <w:t>Array de Artigos: Cada artigo é representado como um array associativo dentro de um array principal $artigos. Cada array de artigo contém chaves para a imagem, o texto alternativo (alt), o link e o título.</w:t>
-      </w:r>
-    </w:p>
-    <w:p>
-      <w:r>
-        <w:t>Iteração com foreach: O loop foreach é usado para iterar sobre cada artigo no array $artigos e gerar o HTML correspondente.</w:t>
-      </w:r>
-    </w:p>
-    <w:p>
-      <w:r>
-        <w:t>Inserção Dinâmica: As variáveis PHP dentro do loop ($artigo['imagem'], $artigo['alt'], $artigo['link'], $artigo['titulo']) são usadas para preencher dinamicamente os valores no HTML.</w:t>
-      </w:r>
-    </w:p>
-    <w:p>
-      <w:r>
-        <w:t>Dessa forma, você pode adicionar, remover ou modificar artigos apenas editando o array PHP, sem precisar tocar no HTML. Isso torna a manutenção do código mais fácil e eficiente.</w:t>
+      <w:proofErr w:type="spellStart"/>
+      <w:r>
+        <w:t>Array</w:t>
+      </w:r>
+      <w:proofErr w:type="spellEnd"/>
+      <w:r>
+        <w:t xml:space="preserve"> de Artigos: Cada artigo é representado como um </w:t>
+      </w:r>
+      <w:proofErr w:type="spellStart"/>
+      <w:r>
+        <w:t>array</w:t>
+      </w:r>
+      <w:proofErr w:type="spellEnd"/>
+      <w:r>
+        <w:t xml:space="preserve"> associativo dentro de um </w:t>
+      </w:r>
+      <w:proofErr w:type="spellStart"/>
+      <w:r>
+        <w:t>array</w:t>
+      </w:r>
+      <w:proofErr w:type="spellEnd"/>
+      <w:r>
+        <w:t xml:space="preserve"> principal $artigos. Cada </w:t>
+      </w:r>
+      <w:proofErr w:type="spellStart"/>
+      <w:r>
+        <w:t>array</w:t>
+      </w:r>
+      <w:proofErr w:type="spellEnd"/>
+      <w:r>
+        <w:t xml:space="preserve"> de artigo contém chaves para a imagem, o texto alternativo (</w:t>
+      </w:r>
+      <w:proofErr w:type="spellStart"/>
+      <w:r>
+        <w:t>alt</w:t>
+      </w:r>
+      <w:proofErr w:type="spellEnd"/>
+      <w:r>
+        <w:t>), o link e o título.</w:t>
+      </w:r>
+    </w:p>
+    <w:p>
+      <w:r>
+        <w:t xml:space="preserve">Iteração com </w:t>
+      </w:r>
+      <w:proofErr w:type="spellStart"/>
+      <w:r>
+        <w:t>foreach</w:t>
+      </w:r>
+      <w:proofErr w:type="spellEnd"/>
+      <w:r>
+        <w:t xml:space="preserve">: O loop </w:t>
+      </w:r>
+      <w:proofErr w:type="spellStart"/>
+      <w:r>
+        <w:t>foreach</w:t>
+      </w:r>
+      <w:proofErr w:type="spellEnd"/>
+      <w:r>
+        <w:t xml:space="preserve"> é usado para iterar sobre cada artigo no </w:t>
+      </w:r>
+      <w:proofErr w:type="spellStart"/>
+      <w:r>
+        <w:t>array</w:t>
+      </w:r>
+      <w:proofErr w:type="spellEnd"/>
+      <w:r>
+        <w:t xml:space="preserve"> $artigos e gerar o HTML correspondente.</w:t>
+      </w:r>
+    </w:p>
+    <w:p>
+      <w:r>
+        <w:t>Inserção Dinâmica: As variáveis PHP dentro do loop ($artigo['imagem'], $artigo['</w:t>
+      </w:r>
+      <w:proofErr w:type="spellStart"/>
+      <w:r>
+        <w:t>alt</w:t>
+      </w:r>
+      <w:proofErr w:type="spellEnd"/>
+      <w:r>
+        <w:t>'], $artigo['link'], $artigo['titulo']) são usadas para preencher dinamicamente os valores no HTML.</w:t>
+      </w:r>
+    </w:p>
+    <w:p>
+      <w:r>
+        <w:t xml:space="preserve">Dessa forma, você pode adicionar, remover ou modificar artigos apenas editando o </w:t>
+      </w:r>
+      <w:proofErr w:type="spellStart"/>
+      <w:r>
+        <w:t>array</w:t>
+      </w:r>
+      <w:proofErr w:type="spellEnd"/>
+      <w:r>
+        <w:t xml:space="preserve"> PHP, sem precisar tocar no HTML. Isso torna a manutenção do código mais fácil e eficiente.</w:t>
       </w:r>
     </w:p>
     <w:p/>
     <w:p/>
     <w:p>
       <w:r>
-        <w:t>Paginação - PHP Blog website from scratch</w:t>
-      </w:r>
+        <w:t xml:space="preserve">Paginação - PHP Blog website </w:t>
+      </w:r>
+      <w:proofErr w:type="spellStart"/>
+      <w:r>
+        <w:t>from</w:t>
+      </w:r>
+      <w:proofErr w:type="spellEnd"/>
+      <w:r>
+        <w:t xml:space="preserve"> </w:t>
+      </w:r>
+      <w:proofErr w:type="spellStart"/>
+      <w:r>
+        <w:t>scratch</w:t>
+      </w:r>
+      <w:proofErr w:type="spellEnd"/>
     </w:p>
     <w:p>
       <w:r>
         <w:t>4h36 min.</w:t>
+      </w:r>
+    </w:p>
+    <w:p/>
+    <w:p/>
+    <w:p/>
+    <w:p>
+      <w:r>
+        <w:lastRenderedPageBreak/>
+        <w:t>Acessando o PHP:</w:t>
+      </w:r>
+    </w:p>
+    <w:p>
+      <w:pPr>
+        <w:rPr>
+          <w:b/>
+          <w:bCs/>
+        </w:rPr>
+      </w:pPr>
+      <w:r>
+        <w:rPr>
+          <w:rFonts w:ascii="Segoe UI Emoji" w:hAnsi="Segoe UI Emoji" w:cs="Segoe UI Emoji"/>
+          <w:b/>
+          <w:bCs/>
+        </w:rPr>
+        <w:t>✅</w:t>
+      </w:r>
+      <w:r>
+        <w:rPr>
+          <w:b/>
+          <w:bCs/>
+        </w:rPr>
+        <w:t xml:space="preserve"> Passo a Passo para rodar o site PHP localmente com XAMPP</w:t>
+      </w:r>
+    </w:p>
+    <w:p>
+      <w:pPr>
+        <w:rPr>
+          <w:b/>
+          <w:bCs/>
+        </w:rPr>
+      </w:pPr>
+      <w:r>
+        <w:rPr>
+          <w:b/>
+          <w:bCs/>
+        </w:rPr>
+        <w:t>1. Instalar o XAMPP</w:t>
+      </w:r>
+    </w:p>
+    <w:p>
+      <w:r>
+        <w:t>Se ainda não instalou:</w:t>
+      </w:r>
+    </w:p>
+    <w:p>
+      <w:pPr>
+        <w:numPr>
+          <w:ilvl w:val="0"/>
+          <w:numId w:val="1"/>
+        </w:numPr>
+      </w:pPr>
+      <w:r>
+        <w:t>Acesse https://www.apachefriends.org</w:t>
+      </w:r>
+    </w:p>
+    <w:p>
+      <w:pPr>
+        <w:numPr>
+          <w:ilvl w:val="0"/>
+          <w:numId w:val="1"/>
+        </w:numPr>
+      </w:pPr>
+      <w:r>
+        <w:t>Baixe e instale o XAMPP para seu sistema.</w:t>
+      </w:r>
+    </w:p>
+    <w:p>
+      <w:pPr>
+        <w:rPr>
+          <w:b/>
+          <w:bCs/>
+        </w:rPr>
+      </w:pPr>
+      <w:r>
+        <w:rPr>
+          <w:b/>
+          <w:bCs/>
+        </w:rPr>
+        <w:t>2. Iniciar os serviços</w:t>
+      </w:r>
+    </w:p>
+    <w:p>
+      <w:r>
+        <w:t xml:space="preserve">Abra o </w:t>
+      </w:r>
+      <w:r>
+        <w:rPr>
+          <w:b/>
+          <w:bCs/>
+        </w:rPr>
+        <w:t>Painel de Controle do XAMPP</w:t>
+      </w:r>
+      <w:r>
+        <w:t xml:space="preserve"> e </w:t>
+      </w:r>
+      <w:r>
+        <w:rPr>
+          <w:b/>
+          <w:bCs/>
+        </w:rPr>
+        <w:t>inicie os módulos</w:t>
+      </w:r>
+      <w:r>
+        <w:t>:</w:t>
+      </w:r>
+    </w:p>
+    <w:p>
+      <w:pPr>
+        <w:numPr>
+          <w:ilvl w:val="0"/>
+          <w:numId w:val="2"/>
+        </w:numPr>
+      </w:pPr>
+      <w:r>
+        <w:rPr>
+          <w:rFonts w:ascii="Segoe UI Emoji" w:hAnsi="Segoe UI Emoji" w:cs="Segoe UI Emoji"/>
+        </w:rPr>
+        <w:t>✅</w:t>
+      </w:r>
+      <w:r>
+        <w:t xml:space="preserve"> Apache (servidor web)</w:t>
+      </w:r>
+    </w:p>
+    <w:p>
+      <w:pPr>
+        <w:numPr>
+          <w:ilvl w:val="0"/>
+          <w:numId w:val="2"/>
+        </w:numPr>
+      </w:pPr>
+      <w:r>
+        <w:rPr>
+          <w:rFonts w:ascii="Segoe UI Emoji" w:hAnsi="Segoe UI Emoji" w:cs="Segoe UI Emoji"/>
+        </w:rPr>
+        <w:t>✅</w:t>
+      </w:r>
+      <w:r>
+        <w:t xml:space="preserve"> MySQL (se você usa banco de dados)</w:t>
+      </w:r>
+    </w:p>
+    <w:p>
+      <w:pPr>
+        <w:rPr>
+          <w:b/>
+          <w:bCs/>
+        </w:rPr>
+      </w:pPr>
+      <w:r>
+        <w:rPr>
+          <w:b/>
+          <w:bCs/>
+        </w:rPr>
+        <w:t>3. Salvar seu projeto na pasta correta</w:t>
+      </w:r>
+    </w:p>
+    <w:p>
+      <w:pPr>
+        <w:numPr>
+          <w:ilvl w:val="0"/>
+          <w:numId w:val="3"/>
+        </w:numPr>
+      </w:pPr>
+      <w:r>
+        <w:t>Coloque seus arquivos PHP dentro da pasta:</w:t>
+      </w:r>
+    </w:p>
+    <w:p>
+      <w:r>
+        <w:t>http://localhost/duvid/</w:t>
       </w:r>
     </w:p>
     <w:p/>
@@ -1186,8 +1901,469 @@
 </w:document>
 </file>
 
+<file path=word/numbering.xml><?xml version="1.0" encoding="utf-8"?>
+<w:numbering xmlns:wpc="http://schemas.microsoft.com/office/word/2010/wordprocessingCanvas" xmlns:cx="http://schemas.microsoft.com/office/drawing/2014/chartex" xmlns:cx1="http://schemas.microsoft.com/office/drawing/2015/9/8/chartex" xmlns:cx2="http://schemas.microsoft.com/office/drawing/2015/10/21/chartex" xmlns:cx3="http://schemas.microsoft.com/office/drawing/2016/5/9/chartex" xmlns:cx4="http://schemas.microsoft.com/office/drawing/2016/5/10/chartex" xmlns:cx5="http://schemas.microsoft.com/office/drawing/2016/5/11/chartex" xmlns:cx6="http://schemas.microsoft.com/office/drawing/2016/5/12/chartex" xmlns:cx7="http://schemas.microsoft.com/office/drawing/2016/5/13/chartex" xmlns:cx8="http://schemas.microsoft.com/office/drawing/2016/5/14/chartex" xmlns:mc="http://schemas.openxmlformats.org/markup-compatibility/2006" xmlns:aink="http://schemas.microsoft.com/office/drawing/2016/ink" xmlns:am3d="http://schemas.microsoft.com/office/drawing/2017/model3d" xmlns:o="urn:schemas-microsoft-com:office:office" xmlns:oel="http://schemas.microsoft.com/office/2019/extlst" xmlns:r="http://schemas.openxmlformats.org/officeDocument/2006/relationships" xmlns:m="http://schemas.openxmlformats.org/officeDocument/2006/math" xmlns:v="urn:schemas-microsoft-com:vml" xmlns:wp14="http://schemas.microsoft.com/office/word/2010/wordprocessingDrawing" xmlns:wp="http://schemas.openxmlformats.org/drawingml/2006/wordprocessingDrawing" xmlns:w10="urn:schemas-microsoft-com:office:word" xmlns:w="http://schemas.openxmlformats.org/wordprocessingml/2006/main" xmlns:w14="http://schemas.microsoft.com/office/word/2010/wordml" xmlns:w15="http://schemas.microsoft.com/office/word/2012/wordml" xmlns:w16cex="http://schemas.microsoft.com/office/word/2018/wordml/cex" xmlns:w16cid="http://schemas.microsoft.com/office/word/2016/wordml/cid" xmlns:w16="http://schemas.microsoft.com/office/word/2018/wordml" xmlns:w16du="http://schemas.microsoft.com/office/word/2023/wordml/word16du" xmlns:w16sdtdh="http://schemas.microsoft.com/office/word/2020/wordml/sdtdatahash" xmlns:w16sdtfl="http://schemas.microsoft.com/office/word/2024/wordml/sdtformatlock" xmlns:w16se="http://schemas.microsoft.com/office/word/2015/wordml/symex" xmlns:wpg="http://schemas.microsoft.com/office/word/2010/wordprocessingGroup" xmlns:wpi="http://schemas.microsoft.com/office/word/2010/wordprocessingInk" xmlns:wne="http://schemas.microsoft.com/office/word/2006/wordml" xmlns:wps="http://schemas.microsoft.com/office/word/2010/wordprocessingShape" mc:Ignorable="w14 w15 w16se w16cid w16 w16cex w16sdtdh w16sdtfl w16du wp14">
+  <w:abstractNum w:abstractNumId="0" w15:restartNumberingAfterBreak="0">
+    <w:nsid w:val="0D40114B"/>
+    <w:multiLevelType w:val="multilevel"/>
+    <w:tmpl w:val="208CEAEC"/>
+    <w:lvl w:ilvl="0">
+      <w:start w:val="1"/>
+      <w:numFmt w:val="bullet"/>
+      <w:lvlText w:val=""/>
+      <w:lvlJc w:val="left"/>
+      <w:pPr>
+        <w:tabs>
+          <w:tab w:val="num" w:pos="720"/>
+        </w:tabs>
+        <w:ind w:left="720" w:hanging="360"/>
+      </w:pPr>
+      <w:rPr>
+        <w:rFonts w:ascii="Symbol" w:hAnsi="Symbol" w:hint="default"/>
+        <w:sz w:val="20"/>
+      </w:rPr>
+    </w:lvl>
+    <w:lvl w:ilvl="1" w:tentative="1">
+      <w:start w:val="1"/>
+      <w:numFmt w:val="bullet"/>
+      <w:lvlText w:val="o"/>
+      <w:lvlJc w:val="left"/>
+      <w:pPr>
+        <w:tabs>
+          <w:tab w:val="num" w:pos="1440"/>
+        </w:tabs>
+        <w:ind w:left="1440" w:hanging="360"/>
+      </w:pPr>
+      <w:rPr>
+        <w:rFonts w:ascii="Courier New" w:hAnsi="Courier New" w:hint="default"/>
+        <w:sz w:val="20"/>
+      </w:rPr>
+    </w:lvl>
+    <w:lvl w:ilvl="2" w:tentative="1">
+      <w:start w:val="1"/>
+      <w:numFmt w:val="bullet"/>
+      <w:lvlText w:val=""/>
+      <w:lvlJc w:val="left"/>
+      <w:pPr>
+        <w:tabs>
+          <w:tab w:val="num" w:pos="2160"/>
+        </w:tabs>
+        <w:ind w:left="2160" w:hanging="360"/>
+      </w:pPr>
+      <w:rPr>
+        <w:rFonts w:ascii="Wingdings" w:hAnsi="Wingdings" w:hint="default"/>
+        <w:sz w:val="20"/>
+      </w:rPr>
+    </w:lvl>
+    <w:lvl w:ilvl="3" w:tentative="1">
+      <w:start w:val="1"/>
+      <w:numFmt w:val="bullet"/>
+      <w:lvlText w:val=""/>
+      <w:lvlJc w:val="left"/>
+      <w:pPr>
+        <w:tabs>
+          <w:tab w:val="num" w:pos="2880"/>
+        </w:tabs>
+        <w:ind w:left="2880" w:hanging="360"/>
+      </w:pPr>
+      <w:rPr>
+        <w:rFonts w:ascii="Wingdings" w:hAnsi="Wingdings" w:hint="default"/>
+        <w:sz w:val="20"/>
+      </w:rPr>
+    </w:lvl>
+    <w:lvl w:ilvl="4" w:tentative="1">
+      <w:start w:val="1"/>
+      <w:numFmt w:val="bullet"/>
+      <w:lvlText w:val=""/>
+      <w:lvlJc w:val="left"/>
+      <w:pPr>
+        <w:tabs>
+          <w:tab w:val="num" w:pos="3600"/>
+        </w:tabs>
+        <w:ind w:left="3600" w:hanging="360"/>
+      </w:pPr>
+      <w:rPr>
+        <w:rFonts w:ascii="Wingdings" w:hAnsi="Wingdings" w:hint="default"/>
+        <w:sz w:val="20"/>
+      </w:rPr>
+    </w:lvl>
+    <w:lvl w:ilvl="5" w:tentative="1">
+      <w:start w:val="1"/>
+      <w:numFmt w:val="bullet"/>
+      <w:lvlText w:val=""/>
+      <w:lvlJc w:val="left"/>
+      <w:pPr>
+        <w:tabs>
+          <w:tab w:val="num" w:pos="4320"/>
+        </w:tabs>
+        <w:ind w:left="4320" w:hanging="360"/>
+      </w:pPr>
+      <w:rPr>
+        <w:rFonts w:ascii="Wingdings" w:hAnsi="Wingdings" w:hint="default"/>
+        <w:sz w:val="20"/>
+      </w:rPr>
+    </w:lvl>
+    <w:lvl w:ilvl="6" w:tentative="1">
+      <w:start w:val="1"/>
+      <w:numFmt w:val="bullet"/>
+      <w:lvlText w:val=""/>
+      <w:lvlJc w:val="left"/>
+      <w:pPr>
+        <w:tabs>
+          <w:tab w:val="num" w:pos="5040"/>
+        </w:tabs>
+        <w:ind w:left="5040" w:hanging="360"/>
+      </w:pPr>
+      <w:rPr>
+        <w:rFonts w:ascii="Wingdings" w:hAnsi="Wingdings" w:hint="default"/>
+        <w:sz w:val="20"/>
+      </w:rPr>
+    </w:lvl>
+    <w:lvl w:ilvl="7" w:tentative="1">
+      <w:start w:val="1"/>
+      <w:numFmt w:val="bullet"/>
+      <w:lvlText w:val=""/>
+      <w:lvlJc w:val="left"/>
+      <w:pPr>
+        <w:tabs>
+          <w:tab w:val="num" w:pos="5760"/>
+        </w:tabs>
+        <w:ind w:left="5760" w:hanging="360"/>
+      </w:pPr>
+      <w:rPr>
+        <w:rFonts w:ascii="Wingdings" w:hAnsi="Wingdings" w:hint="default"/>
+        <w:sz w:val="20"/>
+      </w:rPr>
+    </w:lvl>
+    <w:lvl w:ilvl="8" w:tentative="1">
+      <w:start w:val="1"/>
+      <w:numFmt w:val="bullet"/>
+      <w:lvlText w:val=""/>
+      <w:lvlJc w:val="left"/>
+      <w:pPr>
+        <w:tabs>
+          <w:tab w:val="num" w:pos="6480"/>
+        </w:tabs>
+        <w:ind w:left="6480" w:hanging="360"/>
+      </w:pPr>
+      <w:rPr>
+        <w:rFonts w:ascii="Wingdings" w:hAnsi="Wingdings" w:hint="default"/>
+        <w:sz w:val="20"/>
+      </w:rPr>
+    </w:lvl>
+  </w:abstractNum>
+  <w:abstractNum w:abstractNumId="1" w15:restartNumberingAfterBreak="0">
+    <w:nsid w:val="65A24673"/>
+    <w:multiLevelType w:val="multilevel"/>
+    <w:tmpl w:val="F0602E14"/>
+    <w:lvl w:ilvl="0">
+      <w:start w:val="1"/>
+      <w:numFmt w:val="bullet"/>
+      <w:lvlText w:val=""/>
+      <w:lvlJc w:val="left"/>
+      <w:pPr>
+        <w:tabs>
+          <w:tab w:val="num" w:pos="720"/>
+        </w:tabs>
+        <w:ind w:left="720" w:hanging="360"/>
+      </w:pPr>
+      <w:rPr>
+        <w:rFonts w:ascii="Symbol" w:hAnsi="Symbol" w:hint="default"/>
+        <w:sz w:val="20"/>
+      </w:rPr>
+    </w:lvl>
+    <w:lvl w:ilvl="1" w:tentative="1">
+      <w:start w:val="1"/>
+      <w:numFmt w:val="bullet"/>
+      <w:lvlText w:val="o"/>
+      <w:lvlJc w:val="left"/>
+      <w:pPr>
+        <w:tabs>
+          <w:tab w:val="num" w:pos="1440"/>
+        </w:tabs>
+        <w:ind w:left="1440" w:hanging="360"/>
+      </w:pPr>
+      <w:rPr>
+        <w:rFonts w:ascii="Courier New" w:hAnsi="Courier New" w:hint="default"/>
+        <w:sz w:val="20"/>
+      </w:rPr>
+    </w:lvl>
+    <w:lvl w:ilvl="2" w:tentative="1">
+      <w:start w:val="1"/>
+      <w:numFmt w:val="bullet"/>
+      <w:lvlText w:val=""/>
+      <w:lvlJc w:val="left"/>
+      <w:pPr>
+        <w:tabs>
+          <w:tab w:val="num" w:pos="2160"/>
+        </w:tabs>
+        <w:ind w:left="2160" w:hanging="360"/>
+      </w:pPr>
+      <w:rPr>
+        <w:rFonts w:ascii="Wingdings" w:hAnsi="Wingdings" w:hint="default"/>
+        <w:sz w:val="20"/>
+      </w:rPr>
+    </w:lvl>
+    <w:lvl w:ilvl="3" w:tentative="1">
+      <w:start w:val="1"/>
+      <w:numFmt w:val="bullet"/>
+      <w:lvlText w:val=""/>
+      <w:lvlJc w:val="left"/>
+      <w:pPr>
+        <w:tabs>
+          <w:tab w:val="num" w:pos="2880"/>
+        </w:tabs>
+        <w:ind w:left="2880" w:hanging="360"/>
+      </w:pPr>
+      <w:rPr>
+        <w:rFonts w:ascii="Wingdings" w:hAnsi="Wingdings" w:hint="default"/>
+        <w:sz w:val="20"/>
+      </w:rPr>
+    </w:lvl>
+    <w:lvl w:ilvl="4" w:tentative="1">
+      <w:start w:val="1"/>
+      <w:numFmt w:val="bullet"/>
+      <w:lvlText w:val=""/>
+      <w:lvlJc w:val="left"/>
+      <w:pPr>
+        <w:tabs>
+          <w:tab w:val="num" w:pos="3600"/>
+        </w:tabs>
+        <w:ind w:left="3600" w:hanging="360"/>
+      </w:pPr>
+      <w:rPr>
+        <w:rFonts w:ascii="Wingdings" w:hAnsi="Wingdings" w:hint="default"/>
+        <w:sz w:val="20"/>
+      </w:rPr>
+    </w:lvl>
+    <w:lvl w:ilvl="5" w:tentative="1">
+      <w:start w:val="1"/>
+      <w:numFmt w:val="bullet"/>
+      <w:lvlText w:val=""/>
+      <w:lvlJc w:val="left"/>
+      <w:pPr>
+        <w:tabs>
+          <w:tab w:val="num" w:pos="4320"/>
+        </w:tabs>
+        <w:ind w:left="4320" w:hanging="360"/>
+      </w:pPr>
+      <w:rPr>
+        <w:rFonts w:ascii="Wingdings" w:hAnsi="Wingdings" w:hint="default"/>
+        <w:sz w:val="20"/>
+      </w:rPr>
+    </w:lvl>
+    <w:lvl w:ilvl="6" w:tentative="1">
+      <w:start w:val="1"/>
+      <w:numFmt w:val="bullet"/>
+      <w:lvlText w:val=""/>
+      <w:lvlJc w:val="left"/>
+      <w:pPr>
+        <w:tabs>
+          <w:tab w:val="num" w:pos="5040"/>
+        </w:tabs>
+        <w:ind w:left="5040" w:hanging="360"/>
+      </w:pPr>
+      <w:rPr>
+        <w:rFonts w:ascii="Wingdings" w:hAnsi="Wingdings" w:hint="default"/>
+        <w:sz w:val="20"/>
+      </w:rPr>
+    </w:lvl>
+    <w:lvl w:ilvl="7" w:tentative="1">
+      <w:start w:val="1"/>
+      <w:numFmt w:val="bullet"/>
+      <w:lvlText w:val=""/>
+      <w:lvlJc w:val="left"/>
+      <w:pPr>
+        <w:tabs>
+          <w:tab w:val="num" w:pos="5760"/>
+        </w:tabs>
+        <w:ind w:left="5760" w:hanging="360"/>
+      </w:pPr>
+      <w:rPr>
+        <w:rFonts w:ascii="Wingdings" w:hAnsi="Wingdings" w:hint="default"/>
+        <w:sz w:val="20"/>
+      </w:rPr>
+    </w:lvl>
+    <w:lvl w:ilvl="8" w:tentative="1">
+      <w:start w:val="1"/>
+      <w:numFmt w:val="bullet"/>
+      <w:lvlText w:val=""/>
+      <w:lvlJc w:val="left"/>
+      <w:pPr>
+        <w:tabs>
+          <w:tab w:val="num" w:pos="6480"/>
+        </w:tabs>
+        <w:ind w:left="6480" w:hanging="360"/>
+      </w:pPr>
+      <w:rPr>
+        <w:rFonts w:ascii="Wingdings" w:hAnsi="Wingdings" w:hint="default"/>
+        <w:sz w:val="20"/>
+      </w:rPr>
+    </w:lvl>
+  </w:abstractNum>
+  <w:abstractNum w:abstractNumId="2" w15:restartNumberingAfterBreak="0">
+    <w:nsid w:val="7EBA6D6B"/>
+    <w:multiLevelType w:val="multilevel"/>
+    <w:tmpl w:val="CDE8FA3A"/>
+    <w:lvl w:ilvl="0">
+      <w:start w:val="1"/>
+      <w:numFmt w:val="bullet"/>
+      <w:lvlText w:val=""/>
+      <w:lvlJc w:val="left"/>
+      <w:pPr>
+        <w:tabs>
+          <w:tab w:val="num" w:pos="720"/>
+        </w:tabs>
+        <w:ind w:left="720" w:hanging="360"/>
+      </w:pPr>
+      <w:rPr>
+        <w:rFonts w:ascii="Symbol" w:hAnsi="Symbol" w:hint="default"/>
+        <w:sz w:val="20"/>
+      </w:rPr>
+    </w:lvl>
+    <w:lvl w:ilvl="1" w:tentative="1">
+      <w:start w:val="1"/>
+      <w:numFmt w:val="bullet"/>
+      <w:lvlText w:val="o"/>
+      <w:lvlJc w:val="left"/>
+      <w:pPr>
+        <w:tabs>
+          <w:tab w:val="num" w:pos="1440"/>
+        </w:tabs>
+        <w:ind w:left="1440" w:hanging="360"/>
+      </w:pPr>
+      <w:rPr>
+        <w:rFonts w:ascii="Courier New" w:hAnsi="Courier New" w:hint="default"/>
+        <w:sz w:val="20"/>
+      </w:rPr>
+    </w:lvl>
+    <w:lvl w:ilvl="2" w:tentative="1">
+      <w:start w:val="1"/>
+      <w:numFmt w:val="bullet"/>
+      <w:lvlText w:val=""/>
+      <w:lvlJc w:val="left"/>
+      <w:pPr>
+        <w:tabs>
+          <w:tab w:val="num" w:pos="2160"/>
+        </w:tabs>
+        <w:ind w:left="2160" w:hanging="360"/>
+      </w:pPr>
+      <w:rPr>
+        <w:rFonts w:ascii="Wingdings" w:hAnsi="Wingdings" w:hint="default"/>
+        <w:sz w:val="20"/>
+      </w:rPr>
+    </w:lvl>
+    <w:lvl w:ilvl="3" w:tentative="1">
+      <w:start w:val="1"/>
+      <w:numFmt w:val="bullet"/>
+      <w:lvlText w:val=""/>
+      <w:lvlJc w:val="left"/>
+      <w:pPr>
+        <w:tabs>
+          <w:tab w:val="num" w:pos="2880"/>
+        </w:tabs>
+        <w:ind w:left="2880" w:hanging="360"/>
+      </w:pPr>
+      <w:rPr>
+        <w:rFonts w:ascii="Wingdings" w:hAnsi="Wingdings" w:hint="default"/>
+        <w:sz w:val="20"/>
+      </w:rPr>
+    </w:lvl>
+    <w:lvl w:ilvl="4" w:tentative="1">
+      <w:start w:val="1"/>
+      <w:numFmt w:val="bullet"/>
+      <w:lvlText w:val=""/>
+      <w:lvlJc w:val="left"/>
+      <w:pPr>
+        <w:tabs>
+          <w:tab w:val="num" w:pos="3600"/>
+        </w:tabs>
+        <w:ind w:left="3600" w:hanging="360"/>
+      </w:pPr>
+      <w:rPr>
+        <w:rFonts w:ascii="Wingdings" w:hAnsi="Wingdings" w:hint="default"/>
+        <w:sz w:val="20"/>
+      </w:rPr>
+    </w:lvl>
+    <w:lvl w:ilvl="5" w:tentative="1">
+      <w:start w:val="1"/>
+      <w:numFmt w:val="bullet"/>
+      <w:lvlText w:val=""/>
+      <w:lvlJc w:val="left"/>
+      <w:pPr>
+        <w:tabs>
+          <w:tab w:val="num" w:pos="4320"/>
+        </w:tabs>
+        <w:ind w:left="4320" w:hanging="360"/>
+      </w:pPr>
+      <w:rPr>
+        <w:rFonts w:ascii="Wingdings" w:hAnsi="Wingdings" w:hint="default"/>
+        <w:sz w:val="20"/>
+      </w:rPr>
+    </w:lvl>
+    <w:lvl w:ilvl="6" w:tentative="1">
+      <w:start w:val="1"/>
+      <w:numFmt w:val="bullet"/>
+      <w:lvlText w:val=""/>
+      <w:lvlJc w:val="left"/>
+      <w:pPr>
+        <w:tabs>
+          <w:tab w:val="num" w:pos="5040"/>
+        </w:tabs>
+        <w:ind w:left="5040" w:hanging="360"/>
+      </w:pPr>
+      <w:rPr>
+        <w:rFonts w:ascii="Wingdings" w:hAnsi="Wingdings" w:hint="default"/>
+        <w:sz w:val="20"/>
+      </w:rPr>
+    </w:lvl>
+    <w:lvl w:ilvl="7" w:tentative="1">
+      <w:start w:val="1"/>
+      <w:numFmt w:val="bullet"/>
+      <w:lvlText w:val=""/>
+      <w:lvlJc w:val="left"/>
+      <w:pPr>
+        <w:tabs>
+          <w:tab w:val="num" w:pos="5760"/>
+        </w:tabs>
+        <w:ind w:left="5760" w:hanging="360"/>
+      </w:pPr>
+      <w:rPr>
+        <w:rFonts w:ascii="Wingdings" w:hAnsi="Wingdings" w:hint="default"/>
+        <w:sz w:val="20"/>
+      </w:rPr>
+    </w:lvl>
+    <w:lvl w:ilvl="8" w:tentative="1">
+      <w:start w:val="1"/>
+      <w:numFmt w:val="bullet"/>
+      <w:lvlText w:val=""/>
+      <w:lvlJc w:val="left"/>
+      <w:pPr>
+        <w:tabs>
+          <w:tab w:val="num" w:pos="6480"/>
+        </w:tabs>
+        <w:ind w:left="6480" w:hanging="360"/>
+      </w:pPr>
+      <w:rPr>
+        <w:rFonts w:ascii="Wingdings" w:hAnsi="Wingdings" w:hint="default"/>
+        <w:sz w:val="20"/>
+      </w:rPr>
+    </w:lvl>
+  </w:abstractNum>
+  <w:num w:numId="1" w16cid:durableId="359168838">
+    <w:abstractNumId w:val="1"/>
+  </w:num>
+  <w:num w:numId="2" w16cid:durableId="126706704">
+    <w:abstractNumId w:val="2"/>
+  </w:num>
+  <w:num w:numId="3" w16cid:durableId="304436225">
+    <w:abstractNumId w:val="0"/>
+  </w:num>
+</w:numbering>
+</file>
+
 <file path=word/styles.xml><?xml version="1.0" encoding="utf-8"?>
-<w:styles xmlns:mc="http://schemas.openxmlformats.org/markup-compatibility/2006" xmlns:r="http://schemas.openxmlformats.org/officeDocument/2006/relationships" xmlns:w="http://schemas.openxmlformats.org/wordprocessingml/2006/main" xmlns:w14="http://schemas.microsoft.com/office/word/2010/wordml" xmlns:w15="http://schemas.microsoft.com/office/word/2012/wordml" xmlns:w16cex="http://schemas.microsoft.com/office/word/2018/wordml/cex" xmlns:w16cid="http://schemas.microsoft.com/office/word/2016/wordml/cid" xmlns:w16="http://schemas.microsoft.com/office/word/2018/wordml" xmlns:w16du="http://schemas.microsoft.com/office/word/2023/wordml/word16du" xmlns:w16sdtdh="http://schemas.microsoft.com/office/word/2020/wordml/sdtdatahash" xmlns:w16se="http://schemas.microsoft.com/office/word/2015/wordml/symex" mc:Ignorable="w14 w15 w16se w16cid w16 w16cex w16sdtdh w16du">
+<w:styles xmlns:mc="http://schemas.openxmlformats.org/markup-compatibility/2006" xmlns:r="http://schemas.openxmlformats.org/officeDocument/2006/relationships" xmlns:w="http://schemas.openxmlformats.org/wordprocessingml/2006/main" xmlns:w14="http://schemas.microsoft.com/office/word/2010/wordml" xmlns:w15="http://schemas.microsoft.com/office/word/2012/wordml" xmlns:w16cex="http://schemas.microsoft.com/office/word/2018/wordml/cex" xmlns:w16cid="http://schemas.microsoft.com/office/word/2016/wordml/cid" xmlns:w16="http://schemas.microsoft.com/office/word/2018/wordml" xmlns:w16du="http://schemas.microsoft.com/office/word/2023/wordml/word16du" xmlns:w16sdtdh="http://schemas.microsoft.com/office/word/2020/wordml/sdtdatahash" xmlns:w16sdtfl="http://schemas.microsoft.com/office/word/2024/wordml/sdtformatlock" xmlns:w16se="http://schemas.microsoft.com/office/word/2015/wordml/symex" mc:Ignorable="w14 w15 w16se w16cid w16 w16cex w16sdtdh w16sdtfl w16du">
   <w:docDefaults>
     <w:rPrDefault>
       <w:rPr>
